--- a/M2-M3 Busca Heuristica - Gustavo_Herick_Lorina_Luiz.docx
+++ b/M2-M3 Busca Heuristica - Gustavo_Herick_Lorina_Luiz.docx
@@ -7,237 +7,1014 @@
         <w:rPr>
           <w:b/>
           <w:bCs/>
+          <w:sz w:val="36"/>
+          <w:szCs w:val="36"/>
         </w:rPr>
       </w:pPr>
       <w:r>
         <w:rPr>
           <w:b/>
           <w:bCs/>
-        </w:rPr>
-        <w:t xml:space="preserve">Relatório </w:t>
-      </w:r>
+          <w:sz w:val="36"/>
+          <w:szCs w:val="36"/>
+        </w:rPr>
+        <w:t xml:space="preserve">Relatório M2/M3 – Busca </w:t>
+      </w:r>
+      <w:proofErr w:type="spellStart"/>
       <w:r>
         <w:rPr>
           <w:b/>
           <w:bCs/>
-        </w:rPr>
-        <w:t>M</w:t>
-      </w:r>
-      <w:r>
+          <w:sz w:val="36"/>
+          <w:szCs w:val="36"/>
+        </w:rPr>
+        <w:t>Heuristica</w:t>
+      </w:r>
+      <w:proofErr w:type="spellEnd"/>
+    </w:p>
+    <w:p>
+      <w:pPr>
         <w:rPr>
           <w:b/>
           <w:bCs/>
-        </w:rPr>
-        <w:t>2/M3</w:t>
-      </w:r>
-      <w:r>
-        <w:rPr>
-          <w:b/>
-          <w:bCs/>
-        </w:rPr>
-        <w:t xml:space="preserve"> – </w:t>
-      </w:r>
-      <w:r>
-        <w:rPr>
-          <w:b/>
-          <w:bCs/>
-        </w:rPr>
-        <w:t xml:space="preserve">Busca </w:t>
+          <w:sz w:val="24"/>
+          <w:szCs w:val="24"/>
+        </w:rPr>
+      </w:pPr>
+      <w:r>
+        <w:rPr>
+          <w:sz w:val="24"/>
+          <w:szCs w:val="24"/>
+        </w:rPr>
+        <w:t xml:space="preserve">Alunos: Gustavo Trindade, Hérick Vitor Vieira Bittencourt, Lorina </w:t>
       </w:r>
       <w:proofErr w:type="spellStart"/>
       <w:r>
         <w:rPr>
-          <w:b/>
-          <w:bCs/>
-        </w:rPr>
-        <w:t>Heuristica</w:t>
+          <w:sz w:val="24"/>
+          <w:szCs w:val="24"/>
+        </w:rPr>
+        <w:t>Zondervan</w:t>
       </w:r>
       <w:proofErr w:type="spellEnd"/>
-    </w:p>
-    <w:p>
-      <w:pPr>
-        <w:rPr>
-          <w:b/>
-          <w:bCs/>
-        </w:rPr>
-      </w:pPr>
-      <w:r>
-        <w:t xml:space="preserve">Alunos: Gustavo Trindade, Hérick Vitor Vieira Bittencourt, Lorina </w:t>
+      <w:r>
+        <w:rPr>
+          <w:sz w:val="24"/>
+          <w:szCs w:val="24"/>
+        </w:rPr>
+        <w:t xml:space="preserve">, Luiz Augusto </w:t>
       </w:r>
       <w:proofErr w:type="spellStart"/>
       <w:r>
-        <w:t>Zondervan</w:t>
+        <w:rPr>
+          <w:sz w:val="24"/>
+          <w:szCs w:val="24"/>
+        </w:rPr>
+        <w:t>Inthurn</w:t>
       </w:r>
       <w:proofErr w:type="spellEnd"/>
-      <w:r>
-        <w:t xml:space="preserve">, Luiz Augusto </w:t>
+    </w:p>
+    <w:p>
+      <w:pPr>
+        <w:rPr>
+          <w:sz w:val="24"/>
+          <w:szCs w:val="24"/>
+        </w:rPr>
+      </w:pPr>
+    </w:p>
+    <w:p>
+      <w:pPr>
+        <w:rPr>
+          <w:sz w:val="24"/>
+          <w:szCs w:val="24"/>
+        </w:rPr>
+      </w:pPr>
+      <w:r>
+        <w:rPr>
+          <w:sz w:val="24"/>
+          <w:szCs w:val="24"/>
+        </w:rPr>
+        <w:t>Linguagem: C++</w:t>
+      </w:r>
+    </w:p>
+    <w:p>
+      <w:pPr>
+        <w:rPr>
+          <w:sz w:val="24"/>
+          <w:szCs w:val="24"/>
+        </w:rPr>
+      </w:pPr>
+      <w:r>
+        <w:rPr>
+          <w:sz w:val="24"/>
+          <w:szCs w:val="24"/>
+        </w:rPr>
+        <w:t xml:space="preserve">Link </w:t>
       </w:r>
       <w:proofErr w:type="spellStart"/>
       <w:r>
-        <w:t>Inthurn</w:t>
+        <w:rPr>
+          <w:sz w:val="24"/>
+          <w:szCs w:val="24"/>
+        </w:rPr>
+        <w:t>Repositorio</w:t>
       </w:r>
       <w:proofErr w:type="spellEnd"/>
-    </w:p>
-    <w:p/>
-    <w:p>
-      <w:r>
-        <w:t>Linguagem: C++</w:t>
-      </w:r>
-    </w:p>
-    <w:p>
-      <w:r>
-        <w:t xml:space="preserve">Link </w:t>
-      </w:r>
-      <w:proofErr w:type="spellStart"/>
-      <w:r>
-        <w:t>Repositorio</w:t>
-      </w:r>
-      <w:proofErr w:type="spellEnd"/>
-      <w:r>
+      <w:r>
+        <w:rPr>
+          <w:sz w:val="24"/>
+          <w:szCs w:val="24"/>
+        </w:rPr>
         <w:t xml:space="preserve">: </w:t>
       </w:r>
       <w:hyperlink r:id="rId5" w:history="1">
         <w:r>
           <w:rPr>
             <w:rStyle w:val="Hyperlink"/>
+            <w:sz w:val="24"/>
+            <w:szCs w:val="24"/>
           </w:rPr>
           <w:t>https://github.com/Acanixz/teoria-computacao</w:t>
         </w:r>
       </w:hyperlink>
       <w:r>
+        <w:rPr>
+          <w:sz w:val="24"/>
+          <w:szCs w:val="24"/>
+        </w:rPr>
         <w:t xml:space="preserve"> </w:t>
       </w:r>
     </w:p>
-    <w:p/>
-    <w:p>
-      <w:pPr>
+    <w:p>
+      <w:pPr>
+        <w:pStyle w:val="Ttulo1"/>
+        <w:spacing w:before="300" w:after="150"/>
+      </w:pPr>
+    </w:p>
+    <w:p>
+      <w:pPr>
+        <w:pStyle w:val="Ttulo1"/>
+        <w:spacing w:before="300" w:after="150"/>
+      </w:pPr>
+      <w:r>
+        <w:t>1. Qual heurística demandou mais iterações?</w:t>
+      </w:r>
+    </w:p>
+    <w:p>
+      <w:pPr>
+        <w:spacing w:after="150"/>
+      </w:pPr>
+      <w:r>
         <w:rPr>
           <w:b/>
           <w:bCs/>
-          <w:sz w:val="28"/>
-          <w:szCs w:val="28"/>
-        </w:rPr>
+        </w:rPr>
+        <w:t xml:space="preserve">Resposta: </w:t>
+      </w:r>
+      <w:r>
+        <w:t>Primeira Melhora, com folga.</w:t>
+      </w:r>
+    </w:p>
+    <w:p>
+      <w:pPr>
+        <w:spacing w:after="150"/>
+      </w:pPr>
+      <w:r>
+        <w:t>Em média, a Primeira Melhora usou cerca de 53.257 iterações por execução, contra apenas 1.943 da Monótona Randomizada quase 27 vezes mais.</w:t>
+      </w:r>
+    </w:p>
+    <w:p>
+      <w:pPr>
+        <w:spacing w:after="150"/>
       </w:pPr>
       <w:r>
         <w:rPr>
           <w:b/>
           <w:bCs/>
-          <w:sz w:val="28"/>
-          <w:szCs w:val="28"/>
-        </w:rPr>
-        <w:t>Qual a heurística que demandou mais iterações?</w:t>
-      </w:r>
-    </w:p>
-    <w:p>
-      <w:r>
-        <w:t>Resposta:</w:t>
-      </w:r>
-    </w:p>
-    <w:p/>
-    <w:p>
-      <w:pPr>
+        </w:rPr>
+        <w:t xml:space="preserve">Motivo: </w:t>
+      </w:r>
+      <w:r>
+        <w:t>a Primeira Melhora aceita a primeira solução vizinha que melhora o resultado atual, então ela caminha em passos pequenos e precisa repetir o processo muitas vezes até não encontrar mais melhorias (convergir). A Monótona Randomizada já nasce escolhendo entre várias opções aleatórias a cada passo, avançando mais rápido para uma boa solução e parando antes. Esse efeito fica mais evidente em instâncias grandes: na maior delas (n=2500, m=50), a Primeira Melhora chegou a quase 250.000 iterações, contra pouco mais de 2.480 da outra.</w:t>
+      </w:r>
+    </w:p>
+    <w:p>
+      <w:pPr>
+        <w:pStyle w:val="Ttulo1"/>
+        <w:spacing w:before="300" w:after="150"/>
+      </w:pPr>
+      <w:r>
+        <w:t>2. Qual heurística demandou mais tempo?</w:t>
+      </w:r>
+    </w:p>
+    <w:p>
+      <w:pPr>
+        <w:spacing w:after="150"/>
+      </w:pPr>
+      <w:r>
         <w:rPr>
           <w:b/>
           <w:bCs/>
-          <w:sz w:val="28"/>
-          <w:szCs w:val="28"/>
-        </w:rPr>
+        </w:rPr>
+        <w:t xml:space="preserve">Resposta: </w:t>
+      </w:r>
+      <w:r>
+        <w:t>Primeira Melhora, novamente.</w:t>
+      </w:r>
+    </w:p>
+    <w:p>
+      <w:pPr>
+        <w:spacing w:after="150"/>
+      </w:pPr>
+      <w:r>
+        <w:t>Tempo médio de 9,68 segundos por execução, contra 0,35 segundos da Monótona Randomizada cerca de 27 vezes mais lenta.</w:t>
+      </w:r>
+    </w:p>
+    <w:p>
+      <w:pPr>
+        <w:spacing w:after="150"/>
       </w:pPr>
       <w:r>
         <w:rPr>
           <w:b/>
           <w:bCs/>
-          <w:sz w:val="28"/>
-          <w:szCs w:val="28"/>
-        </w:rPr>
-        <w:t>Qual a heurística que demandou mais tempo?</w:t>
-      </w:r>
-    </w:p>
-    <w:p>
-      <w:r>
-        <w:t>Resposta:</w:t>
-      </w:r>
-    </w:p>
-    <w:p/>
-    <w:p>
-      <w:pPr>
+        </w:rPr>
+        <w:t xml:space="preserve">Motivo: </w:t>
+      </w:r>
+      <w:r>
+        <w:t>tempo e número de iterações andam juntos cada iteração consome tempo de processamento, então uma heurística que itera muito mais também demora muito mais. Isso fica mais dramático quanto maior o problema: na instância de 2500 itens, a Primeira Melhora levou 47,2 segundos contra apenas 0,66 segundos da Monótona Randomizada. Ou seja, o custo da Primeira Melhora cresce muito mais rápido com o tamanho do problema (não escala bem).</w:t>
+      </w:r>
+    </w:p>
+    <w:p>
+      <w:pPr>
+        <w:pStyle w:val="Ttulo1"/>
+        <w:spacing w:before="300" w:after="150"/>
+      </w:pPr>
+      <w:r>
+        <w:t>3. Qual heurística encontrou resultados de maior qualidade?</w:t>
+      </w:r>
+    </w:p>
+    <w:p>
+      <w:pPr>
+        <w:spacing w:after="150"/>
+      </w:pPr>
+      <w:r>
         <w:rPr>
           <w:b/>
           <w:bCs/>
-          <w:sz w:val="28"/>
-          <w:szCs w:val="28"/>
-        </w:rPr>
+        </w:rPr>
+        <w:t xml:space="preserve">Resposta: </w:t>
+      </w:r>
+      <w:r>
+        <w:t>Depende do tamanho do problema não há uma vencedora única.</w:t>
+      </w:r>
+    </w:p>
+    <w:p>
+      <w:pPr>
+        <w:spacing w:after="150"/>
+      </w:pPr>
+      <w:r>
+        <w:t>Na média geral, as duas ficam quase empatadas (976,6 para a Monótona Randomizada vs. 979,2 para a Primeira Melhora). Olhando por instância:</w:t>
+      </w:r>
+    </w:p>
+    <w:p>
+      <w:pPr>
+        <w:pStyle w:val="PargrafodaLista"/>
+        <w:numPr>
+          <w:ilvl w:val="0"/>
+          <w:numId w:val="1"/>
+        </w:numPr>
+        <w:spacing w:after="80"/>
+      </w:pPr>
+      <w:r>
+        <w:t>Instâncias pequenas (n=32 e n=100): Primeira Melhora encontra valores um pouco melhores.</w:t>
+      </w:r>
+    </w:p>
+    <w:p>
+      <w:pPr>
+        <w:pStyle w:val="PargrafodaLista"/>
+        <w:numPr>
+          <w:ilvl w:val="0"/>
+          <w:numId w:val="1"/>
+        </w:numPr>
+        <w:spacing w:after="80"/>
+      </w:pPr>
+      <w:r>
+        <w:t>Instâncias médias e grandes (n=89, 354, 400 e 2500): Monótona Randomizada (usando o parâmetro 0,1) supera a Primeira Melhora.</w:t>
+      </w:r>
+    </w:p>
+    <w:p>
+      <w:pPr>
+        <w:spacing w:after="150"/>
       </w:pPr>
       <w:r>
         <w:rPr>
           <w:b/>
           <w:bCs/>
-          <w:sz w:val="28"/>
-          <w:szCs w:val="28"/>
-        </w:rPr>
-        <w:t>Qual a heurística que encontrou resultados com maior qualidade?</w:t>
-      </w:r>
-    </w:p>
-    <w:p>
-      <w:r>
-        <w:t>Resposta:</w:t>
-      </w:r>
-    </w:p>
-    <w:p/>
-    <w:p>
-      <w:pPr>
+        </w:rPr>
+        <w:t xml:space="preserve">Motivo: </w:t>
+      </w:r>
+      <w:r>
+        <w:t>em problemas pequenos, a busca exaustiva da Primeira Melhora consegue varrer boa parte do espaço de soluções e refinar bem o resultado. Já em problemas grandes, ela fica "presa" em melhorias locais pequenas e não tem tempo hábil de explorar soluções muito diferentes. A Monótona Randomizada, por introduzir aleatoriedade controlada, consegue escapar desses mínimos locais e alcançar soluções melhores nos casos maiores, mesmo com muito menos iterações.</w:t>
+      </w:r>
+    </w:p>
+    <w:p>
+      <w:pPr>
+        <w:pStyle w:val="Ttulo1"/>
+        <w:spacing w:before="300" w:after="150"/>
+      </w:pPr>
+      <w:r>
+        <w:t>4. Quais parâmetros garantem maior qualidade dos resultados?</w:t>
+      </w:r>
+    </w:p>
+    <w:p>
+      <w:pPr>
+        <w:spacing w:after="150"/>
+      </w:pPr>
+      <w:r>
         <w:rPr>
           <w:b/>
           <w:bCs/>
-          <w:sz w:val="28"/>
-          <w:szCs w:val="28"/>
-        </w:rPr>
+        </w:rPr>
+        <w:t xml:space="preserve">Resposta: </w:t>
+      </w:r>
+      <w:r>
+        <w:t>Parâmetro 0,1 o menor valor testado.</w:t>
+      </w:r>
+    </w:p>
+    <w:p>
+      <w:pPr>
+        <w:spacing w:after="150"/>
+      </w:pPr>
+      <w:r>
+        <w:t>Ele foi o melhor parâmetro em todas as 6 instâncias analisadas, sem exceção. A tabela abaixo mostra o valor médio (menor é melhor) para cada parâmetro, considerando todas as instâncias:</w:t>
+      </w:r>
+    </w:p>
+    <w:p>
+      <w:pPr>
+        <w:spacing w:after="150"/>
+      </w:pPr>
+    </w:p>
+    <w:tbl>
+      <w:tblPr>
+        <w:tblW w:w="7400" w:type="dxa"/>
+        <w:tblBorders>
+          <w:top w:val="single" w:sz="4" w:space="0" w:color="auto"/>
+          <w:left w:val="single" w:sz="4" w:space="0" w:color="auto"/>
+          <w:bottom w:val="single" w:sz="4" w:space="0" w:color="auto"/>
+          <w:right w:val="single" w:sz="4" w:space="0" w:color="auto"/>
+          <w:insideH w:val="single" w:sz="4" w:space="0" w:color="auto"/>
+          <w:insideV w:val="single" w:sz="4" w:space="0" w:color="auto"/>
+        </w:tblBorders>
+        <w:tblCellMar>
+          <w:left w:w="10" w:type="dxa"/>
+          <w:right w:w="10" w:type="dxa"/>
+        </w:tblCellMar>
+        <w:tblLook w:val="0000" w:firstRow="0" w:lastRow="0" w:firstColumn="0" w:lastColumn="0" w:noHBand="0" w:noVBand="0"/>
+      </w:tblPr>
+      <w:tblGrid>
+        <w:gridCol w:w="2400"/>
+        <w:gridCol w:w="2400"/>
+        <w:gridCol w:w="2600"/>
+      </w:tblGrid>
+      <w:tr>
+        <w:tc>
+          <w:tcPr>
+            <w:tcW w:w="2400" w:type="dxa"/>
+            <w:shd w:val="clear" w:color="auto" w:fill="2F5496"/>
+          </w:tcPr>
+          <w:p>
+            <w:r>
+              <w:rPr>
+                <w:b/>
+                <w:bCs/>
+                <w:color w:val="FFFFFF"/>
+              </w:rPr>
+              <w:lastRenderedPageBreak/>
+              <w:t>Parâmetro</w:t>
+            </w:r>
+          </w:p>
+        </w:tc>
+        <w:tc>
+          <w:tcPr>
+            <w:tcW w:w="2400" w:type="dxa"/>
+            <w:shd w:val="clear" w:color="auto" w:fill="2F5496"/>
+          </w:tcPr>
+          <w:p>
+            <w:r>
+              <w:rPr>
+                <w:b/>
+                <w:bCs/>
+                <w:color w:val="FFFFFF"/>
+              </w:rPr>
+              <w:t>Valor médio</w:t>
+            </w:r>
+          </w:p>
+        </w:tc>
+        <w:tc>
+          <w:tcPr>
+            <w:tcW w:w="2600" w:type="dxa"/>
+            <w:shd w:val="clear" w:color="auto" w:fill="2F5496"/>
+          </w:tcPr>
+          <w:p>
+            <w:r>
+              <w:rPr>
+                <w:b/>
+                <w:bCs/>
+                <w:color w:val="FFFFFF"/>
+              </w:rPr>
+              <w:t>Tempo médio (s)</w:t>
+            </w:r>
+          </w:p>
+        </w:tc>
+      </w:tr>
+      <w:tr>
+        <w:tc>
+          <w:tcPr>
+            <w:tcW w:w="2400" w:type="dxa"/>
+            <w:shd w:val="clear" w:color="auto" w:fill="F2F2F2"/>
+          </w:tcPr>
+          <w:p>
+            <w:r>
+              <w:t>0,1</w:t>
+            </w:r>
+          </w:p>
+        </w:tc>
+        <w:tc>
+          <w:tcPr>
+            <w:tcW w:w="2400" w:type="dxa"/>
+            <w:shd w:val="clear" w:color="auto" w:fill="F2F2F2"/>
+          </w:tcPr>
+          <w:p>
+            <w:r>
+              <w:t>906,3</w:t>
+            </w:r>
+          </w:p>
+        </w:tc>
+        <w:tc>
+          <w:tcPr>
+            <w:tcW w:w="2600" w:type="dxa"/>
+            <w:shd w:val="clear" w:color="auto" w:fill="F2F2F2"/>
+          </w:tcPr>
+          <w:p>
+            <w:r>
+              <w:t>0,41</w:t>
+            </w:r>
+          </w:p>
+        </w:tc>
+      </w:tr>
+      <w:tr>
+        <w:tc>
+          <w:tcPr>
+            <w:tcW w:w="2400" w:type="dxa"/>
+            <w:shd w:val="clear" w:color="auto" w:fill="FFFFFF"/>
+          </w:tcPr>
+          <w:p>
+            <w:r>
+              <w:t>0,2</w:t>
+            </w:r>
+          </w:p>
+        </w:tc>
+        <w:tc>
+          <w:tcPr>
+            <w:tcW w:w="2400" w:type="dxa"/>
+            <w:shd w:val="clear" w:color="auto" w:fill="FFFFFF"/>
+          </w:tcPr>
+          <w:p>
+            <w:r>
+              <w:t>933,1</w:t>
+            </w:r>
+          </w:p>
+        </w:tc>
+        <w:tc>
+          <w:tcPr>
+            <w:tcW w:w="2600" w:type="dxa"/>
+            <w:shd w:val="clear" w:color="auto" w:fill="FFFFFF"/>
+          </w:tcPr>
+          <w:p>
+            <w:r>
+              <w:t>0,40</w:t>
+            </w:r>
+          </w:p>
+        </w:tc>
+      </w:tr>
+      <w:tr>
+        <w:tc>
+          <w:tcPr>
+            <w:tcW w:w="2400" w:type="dxa"/>
+            <w:shd w:val="clear" w:color="auto" w:fill="F2F2F2"/>
+          </w:tcPr>
+          <w:p>
+            <w:r>
+              <w:t>0,3</w:t>
+            </w:r>
+          </w:p>
+        </w:tc>
+        <w:tc>
+          <w:tcPr>
+            <w:tcW w:w="2400" w:type="dxa"/>
+            <w:shd w:val="clear" w:color="auto" w:fill="F2F2F2"/>
+          </w:tcPr>
+          <w:p>
+            <w:r>
+              <w:t>964,7</w:t>
+            </w:r>
+          </w:p>
+        </w:tc>
+        <w:tc>
+          <w:tcPr>
+            <w:tcW w:w="2600" w:type="dxa"/>
+            <w:shd w:val="clear" w:color="auto" w:fill="F2F2F2"/>
+          </w:tcPr>
+          <w:p>
+            <w:r>
+              <w:t>0,33</w:t>
+            </w:r>
+          </w:p>
+        </w:tc>
+      </w:tr>
+      <w:tr>
+        <w:tc>
+          <w:tcPr>
+            <w:tcW w:w="2400" w:type="dxa"/>
+            <w:shd w:val="clear" w:color="auto" w:fill="FFFFFF"/>
+          </w:tcPr>
+          <w:p>
+            <w:r>
+              <w:t>0,4</w:t>
+            </w:r>
+          </w:p>
+        </w:tc>
+        <w:tc>
+          <w:tcPr>
+            <w:tcW w:w="2400" w:type="dxa"/>
+            <w:shd w:val="clear" w:color="auto" w:fill="FFFFFF"/>
+          </w:tcPr>
+          <w:p>
+            <w:r>
+              <w:t>968,4</w:t>
+            </w:r>
+          </w:p>
+        </w:tc>
+        <w:tc>
+          <w:tcPr>
+            <w:tcW w:w="2600" w:type="dxa"/>
+            <w:shd w:val="clear" w:color="auto" w:fill="FFFFFF"/>
+          </w:tcPr>
+          <w:p>
+            <w:r>
+              <w:t>0,34</w:t>
+            </w:r>
+          </w:p>
+        </w:tc>
+      </w:tr>
+      <w:tr>
+        <w:tc>
+          <w:tcPr>
+            <w:tcW w:w="2400" w:type="dxa"/>
+            <w:shd w:val="clear" w:color="auto" w:fill="F2F2F2"/>
+          </w:tcPr>
+          <w:p>
+            <w:r>
+              <w:t>0,5</w:t>
+            </w:r>
+          </w:p>
+        </w:tc>
+        <w:tc>
+          <w:tcPr>
+            <w:tcW w:w="2400" w:type="dxa"/>
+            <w:shd w:val="clear" w:color="auto" w:fill="F2F2F2"/>
+          </w:tcPr>
+          <w:p>
+            <w:r>
+              <w:t>969,7</w:t>
+            </w:r>
+          </w:p>
+        </w:tc>
+        <w:tc>
+          <w:tcPr>
+            <w:tcW w:w="2600" w:type="dxa"/>
+            <w:shd w:val="clear" w:color="auto" w:fill="F2F2F2"/>
+          </w:tcPr>
+          <w:p>
+            <w:r>
+              <w:t>0,37</w:t>
+            </w:r>
+          </w:p>
+        </w:tc>
+      </w:tr>
+      <w:tr>
+        <w:tc>
+          <w:tcPr>
+            <w:tcW w:w="2400" w:type="dxa"/>
+            <w:shd w:val="clear" w:color="auto" w:fill="FFFFFF"/>
+          </w:tcPr>
+          <w:p>
+            <w:r>
+              <w:t>0,6</w:t>
+            </w:r>
+          </w:p>
+        </w:tc>
+        <w:tc>
+          <w:tcPr>
+            <w:tcW w:w="2400" w:type="dxa"/>
+            <w:shd w:val="clear" w:color="auto" w:fill="FFFFFF"/>
+          </w:tcPr>
+          <w:p>
+            <w:r>
+              <w:t>992,9</w:t>
+            </w:r>
+          </w:p>
+        </w:tc>
+        <w:tc>
+          <w:tcPr>
+            <w:tcW w:w="2600" w:type="dxa"/>
+            <w:shd w:val="clear" w:color="auto" w:fill="FFFFFF"/>
+          </w:tcPr>
+          <w:p>
+            <w:r>
+              <w:t>0,36</w:t>
+            </w:r>
+          </w:p>
+        </w:tc>
+      </w:tr>
+      <w:tr>
+        <w:tc>
+          <w:tcPr>
+            <w:tcW w:w="2400" w:type="dxa"/>
+            <w:shd w:val="clear" w:color="auto" w:fill="F2F2F2"/>
+          </w:tcPr>
+          <w:p>
+            <w:r>
+              <w:t>0,7</w:t>
+            </w:r>
+          </w:p>
+        </w:tc>
+        <w:tc>
+          <w:tcPr>
+            <w:tcW w:w="2400" w:type="dxa"/>
+            <w:shd w:val="clear" w:color="auto" w:fill="F2F2F2"/>
+          </w:tcPr>
+          <w:p>
+            <w:r>
+              <w:t>1007,9</w:t>
+            </w:r>
+          </w:p>
+        </w:tc>
+        <w:tc>
+          <w:tcPr>
+            <w:tcW w:w="2600" w:type="dxa"/>
+            <w:shd w:val="clear" w:color="auto" w:fill="F2F2F2"/>
+          </w:tcPr>
+          <w:p>
+            <w:r>
+              <w:t>0,33</w:t>
+            </w:r>
+          </w:p>
+        </w:tc>
+      </w:tr>
+      <w:tr>
+        <w:tc>
+          <w:tcPr>
+            <w:tcW w:w="2400" w:type="dxa"/>
+            <w:shd w:val="clear" w:color="auto" w:fill="FFFFFF"/>
+          </w:tcPr>
+          <w:p>
+            <w:r>
+              <w:t>0,8</w:t>
+            </w:r>
+          </w:p>
+        </w:tc>
+        <w:tc>
+          <w:tcPr>
+            <w:tcW w:w="2400" w:type="dxa"/>
+            <w:shd w:val="clear" w:color="auto" w:fill="FFFFFF"/>
+          </w:tcPr>
+          <w:p>
+            <w:r>
+              <w:t>1019,7</w:t>
+            </w:r>
+          </w:p>
+        </w:tc>
+        <w:tc>
+          <w:tcPr>
+            <w:tcW w:w="2600" w:type="dxa"/>
+            <w:shd w:val="clear" w:color="auto" w:fill="FFFFFF"/>
+          </w:tcPr>
+          <w:p>
+            <w:r>
+              <w:t>0,32</w:t>
+            </w:r>
+          </w:p>
+        </w:tc>
+      </w:tr>
+      <w:tr>
+        <w:tc>
+          <w:tcPr>
+            <w:tcW w:w="2400" w:type="dxa"/>
+            <w:shd w:val="clear" w:color="auto" w:fill="F2F2F2"/>
+          </w:tcPr>
+          <w:p>
+            <w:r>
+              <w:t>0,9</w:t>
+            </w:r>
+          </w:p>
+        </w:tc>
+        <w:tc>
+          <w:tcPr>
+            <w:tcW w:w="2400" w:type="dxa"/>
+            <w:shd w:val="clear" w:color="auto" w:fill="F2F2F2"/>
+          </w:tcPr>
+          <w:p>
+            <w:r>
+              <w:t>1027,0</w:t>
+            </w:r>
+          </w:p>
+        </w:tc>
+        <w:tc>
+          <w:tcPr>
+            <w:tcW w:w="2600" w:type="dxa"/>
+            <w:shd w:val="clear" w:color="auto" w:fill="F2F2F2"/>
+          </w:tcPr>
+          <w:p>
+            <w:r>
+              <w:t>0,32</w:t>
+            </w:r>
+          </w:p>
+        </w:tc>
+      </w:tr>
+    </w:tbl>
+    <w:p>
+      <w:pPr>
+        <w:spacing w:after="150"/>
+      </w:pPr>
+    </w:p>
+    <w:p>
+      <w:pPr>
+        <w:spacing w:after="150"/>
       </w:pPr>
       <w:r>
         <w:rPr>
           <w:b/>
           <w:bCs/>
-          <w:sz w:val="28"/>
-          <w:szCs w:val="28"/>
-        </w:rPr>
-        <w:t>Quais os parâmetros que garantem maior qualidade dos resultados?</w:t>
-      </w:r>
-    </w:p>
-    <w:p>
-      <w:r>
-        <w:t>Resposta:</w:t>
-      </w:r>
-    </w:p>
-    <w:p/>
-    <w:p>
-      <w:pPr>
+        </w:rPr>
+        <w:t xml:space="preserve">Motivo: </w:t>
+      </w:r>
+      <w:r>
+        <w:t xml:space="preserve">esse parâmetro controla o quanto de aleatoriedade entra na escolha de cada passo da heurística. Um valor baixo (0,1) faz a heurística se comportar de forma mais "gulosa" ela escolhe quase sempre a melhor opção disponível, guiando a busca de forma mais precisa até um bom resultado. Valores altos (perto de 0,9) tornam as escolhas quase aleatórias, o que aumenta a </w:t>
+      </w:r>
+      <w:r>
+        <w:t>exploração,</w:t>
+      </w:r>
+      <w:r>
+        <w:t xml:space="preserve"> mas piora a qualidade final, pois a busca perde direção.</w:t>
+      </w:r>
+    </w:p>
+    <w:p>
+      <w:pPr>
+        <w:pStyle w:val="Ttulo1"/>
+        <w:spacing w:before="300" w:after="150"/>
+      </w:pPr>
+      <w:r>
+        <w:t>5. Quais os parâmetros mais rápidos?</w:t>
+      </w:r>
+    </w:p>
+    <w:p>
+      <w:pPr>
+        <w:spacing w:after="150"/>
+      </w:pPr>
+      <w:r>
         <w:rPr>
           <w:b/>
           <w:bCs/>
-          <w:sz w:val="28"/>
-          <w:szCs w:val="28"/>
-        </w:rPr>
+        </w:rPr>
+        <w:t xml:space="preserve">Resposta: </w:t>
+      </w:r>
+      <w:r>
+        <w:t>0,8 e 0,9 são, em média, os mais rápidos (cerca de 0,32 segundos), mas a diferença entre parâmetros é pequena.</w:t>
+      </w:r>
+    </w:p>
+    <w:p>
+      <w:pPr>
+        <w:spacing w:after="150"/>
+      </w:pPr>
+      <w:r>
+        <w:t>Olhando por instância, não existe um parâmetro que seja sempre o mais rápido o "vencedor" varia (0,2 / 0,7 / 0,1 / 0,4 / 0,7 / 0,8 dependendo do caso). Todos os parâmetros ficam numa faixa estreita de 0,32 a 0,41 segundos em média.</w:t>
+      </w:r>
+    </w:p>
+    <w:p>
+      <w:pPr>
+        <w:spacing w:after="150"/>
       </w:pPr>
       <w:r>
         <w:rPr>
           <w:b/>
           <w:bCs/>
-          <w:sz w:val="28"/>
-          <w:szCs w:val="28"/>
-        </w:rPr>
-        <w:t>Quais os parâmetros mais rápidos?</w:t>
-      </w:r>
-    </w:p>
-    <w:p>
-      <w:r>
-        <w:t>Resposta:</w:t>
-      </w:r>
-    </w:p>
+        </w:rPr>
+        <w:t xml:space="preserve">Motivo: </w:t>
+      </w:r>
+      <w:r>
+        <w:t>diferente do que acontece com a qualidade do resultado (onde o parâmetro tem efeito forte e consistente), o tempo de execução é dominado principalmente pelo tamanho da instância (n, m), não pelo parâmetro. As pequenas variações observadas entre parâmetros provavelmente refletem apenas ruído experimental (variação normal entre execuções), não um efeito real do parâmetro sobre a velocidade.</w:t>
+      </w:r>
+    </w:p>
+    <w:p>
+      <w:pPr>
+        <w:pStyle w:val="Ttulo1"/>
+        <w:spacing w:before="300" w:after="150"/>
+      </w:pPr>
+      <w:r>
+        <w:t>Resumo</w:t>
+      </w:r>
+    </w:p>
+    <w:tbl>
+      <w:tblPr>
+        <w:tblW w:w="8400" w:type="dxa"/>
+        <w:tblBorders>
+          <w:top w:val="single" w:sz="4" w:space="0" w:color="auto"/>
+          <w:left w:val="single" w:sz="4" w:space="0" w:color="auto"/>
+          <w:bottom w:val="single" w:sz="4" w:space="0" w:color="auto"/>
+          <w:right w:val="single" w:sz="4" w:space="0" w:color="auto"/>
+          <w:insideH w:val="single" w:sz="4" w:space="0" w:color="auto"/>
+          <w:insideV w:val="single" w:sz="4" w:space="0" w:color="auto"/>
+        </w:tblBorders>
+        <w:tblCellMar>
+          <w:left w:w="10" w:type="dxa"/>
+          <w:right w:w="10" w:type="dxa"/>
+        </w:tblCellMar>
+        <w:tblLook w:val="0000" w:firstRow="0" w:lastRow="0" w:firstColumn="0" w:lastColumn="0" w:noHBand="0" w:noVBand="0"/>
+      </w:tblPr>
+      <w:tblGrid>
+        <w:gridCol w:w="3200"/>
+        <w:gridCol w:w="5200"/>
+      </w:tblGrid>
+      <w:tr>
+        <w:tc>
+          <w:tcPr>
+            <w:tcW w:w="3200" w:type="dxa"/>
+            <w:shd w:val="clear" w:color="auto" w:fill="2F5496"/>
+          </w:tcPr>
+          <w:p>
+            <w:r>
+              <w:rPr>
+                <w:b/>
+                <w:bCs/>
+                <w:color w:val="FFFFFF"/>
+              </w:rPr>
+              <w:t>Pergunta</w:t>
+            </w:r>
+          </w:p>
+        </w:tc>
+        <w:tc>
+          <w:tcPr>
+            <w:tcW w:w="5200" w:type="dxa"/>
+            <w:shd w:val="clear" w:color="auto" w:fill="2F5496"/>
+          </w:tcPr>
+          <w:p>
+            <w:r>
+              <w:rPr>
+                <w:b/>
+                <w:bCs/>
+                <w:color w:val="FFFFFF"/>
+              </w:rPr>
+              <w:t>Resposta</w:t>
+            </w:r>
+          </w:p>
+        </w:tc>
+      </w:tr>
+      <w:tr>
+        <w:tc>
+          <w:tcPr>
+            <w:tcW w:w="3200" w:type="dxa"/>
+            <w:shd w:val="clear" w:color="auto" w:fill="F2F2F2"/>
+          </w:tcPr>
+          <w:p>
+            <w:r>
+              <w:t>Mais iterações</w:t>
+            </w:r>
+          </w:p>
+        </w:tc>
+        <w:tc>
+          <w:tcPr>
+            <w:tcW w:w="5200" w:type="dxa"/>
+            <w:shd w:val="clear" w:color="auto" w:fill="F2F2F2"/>
+          </w:tcPr>
+          <w:p>
+            <w:r>
+              <w:t>Primeira Melhora</w:t>
+            </w:r>
+          </w:p>
+        </w:tc>
+      </w:tr>
+      <w:tr>
+        <w:tc>
+          <w:tcPr>
+            <w:tcW w:w="3200" w:type="dxa"/>
+            <w:shd w:val="clear" w:color="auto" w:fill="FFFFFF"/>
+          </w:tcPr>
+          <w:p>
+            <w:r>
+              <w:t>Mais tempo</w:t>
+            </w:r>
+          </w:p>
+        </w:tc>
+        <w:tc>
+          <w:tcPr>
+            <w:tcW w:w="5200" w:type="dxa"/>
+            <w:shd w:val="clear" w:color="auto" w:fill="FFFFFF"/>
+          </w:tcPr>
+          <w:p>
+            <w:r>
+              <w:t>Primeira Melhora</w:t>
+            </w:r>
+          </w:p>
+        </w:tc>
+      </w:tr>
+      <w:tr>
+        <w:tc>
+          <w:tcPr>
+            <w:tcW w:w="3200" w:type="dxa"/>
+            <w:shd w:val="clear" w:color="auto" w:fill="F2F2F2"/>
+          </w:tcPr>
+          <w:p>
+            <w:r>
+              <w:t>Maior qualidade</w:t>
+            </w:r>
+          </w:p>
+        </w:tc>
+        <w:tc>
+          <w:tcPr>
+            <w:tcW w:w="5200" w:type="dxa"/>
+            <w:shd w:val="clear" w:color="auto" w:fill="F2F2F2"/>
+          </w:tcPr>
+          <w:p>
+            <w:r>
+              <w:t>Depende: Primeira Melhora em instâncias pequenas; Monótona Randomizada (</w:t>
+            </w:r>
+            <w:proofErr w:type="spellStart"/>
+            <w:r>
+              <w:t>parâm</w:t>
+            </w:r>
+            <w:proofErr w:type="spellEnd"/>
+            <w:r>
+              <w:t>. 0,1) em instâncias grandes</w:t>
+            </w:r>
+          </w:p>
+        </w:tc>
+      </w:tr>
+      <w:tr>
+        <w:tc>
+          <w:tcPr>
+            <w:tcW w:w="3200" w:type="dxa"/>
+            <w:shd w:val="clear" w:color="auto" w:fill="FFFFFF"/>
+          </w:tcPr>
+          <w:p>
+            <w:r>
+              <w:t>Parâmetro de maior qualidade</w:t>
+            </w:r>
+          </w:p>
+        </w:tc>
+        <w:tc>
+          <w:tcPr>
+            <w:tcW w:w="5200" w:type="dxa"/>
+            <w:shd w:val="clear" w:color="auto" w:fill="FFFFFF"/>
+          </w:tcPr>
+          <w:p>
+            <w:r>
+              <w:t>0,1</w:t>
+            </w:r>
+          </w:p>
+        </w:tc>
+      </w:tr>
+      <w:tr>
+        <w:tc>
+          <w:tcPr>
+            <w:tcW w:w="3200" w:type="dxa"/>
+            <w:shd w:val="clear" w:color="auto" w:fill="F2F2F2"/>
+          </w:tcPr>
+          <w:p>
+            <w:r>
+              <w:t>Parâmetro mais rápido</w:t>
+            </w:r>
+          </w:p>
+        </w:tc>
+        <w:tc>
+          <w:tcPr>
+            <w:tcW w:w="5200" w:type="dxa"/>
+            <w:shd w:val="clear" w:color="auto" w:fill="F2F2F2"/>
+          </w:tcPr>
+          <w:p>
+            <w:r>
+              <w:t>0,8 / 0,9 (diferença pequena e pouco consistente)</w:t>
+            </w:r>
+          </w:p>
+        </w:tc>
+      </w:tr>
+    </w:tbl>
     <w:p/>
     <w:sectPr>
-      <w:pgSz w:w="11906" w:h="16838"/>
-      <w:pgMar w:top="1417" w:right="1701" w:bottom="1417" w:left="1701" w:header="708" w:footer="708" w:gutter="0"/>
-      <w:cols w:space="708"/>
+      <w:pgSz w:w="12240" w:h="15840"/>
+      <w:pgMar w:top="1080" w:right="1080" w:bottom="1080" w:left="1080" w:header="708" w:footer="708" w:gutter="0"/>
+      <w:cols w:space="720"/>
       <w:docGrid w:linePitch="360"/>
     </w:sectPr>
   </w:body>
@@ -247,120 +1024,96 @@
 <file path=word/numbering.xml><?xml version="1.0" encoding="utf-8"?>
 <w:numbering xmlns:wpc="http://schemas.microsoft.com/office/word/2010/wordprocessingCanvas" xmlns:cx="http://schemas.microsoft.com/office/drawing/2014/chartex" xmlns:cx1="http://schemas.microsoft.com/office/drawing/2015/9/8/chartex" xmlns:cx2="http://schemas.microsoft.com/office/drawing/2015/10/21/chartex" xmlns:cx3="http://schemas.microsoft.com/office/drawing/2016/5/9/chartex" xmlns:cx4="http://schemas.microsoft.com/office/drawing/2016/5/10/chartex" xmlns:cx5="http://schemas.microsoft.com/office/drawing/2016/5/11/chartex" xmlns:cx6="http://schemas.microsoft.com/office/drawing/2016/5/12/chartex" xmlns:cx7="http://schemas.microsoft.com/office/drawing/2016/5/13/chartex" xmlns:cx8="http://schemas.microsoft.com/office/drawing/2016/5/14/chartex" xmlns:mc="http://schemas.openxmlformats.org/markup-compatibility/2006" xmlns:aink="http://schemas.microsoft.com/office/drawing/2016/ink" xmlns:am3d="http://schemas.microsoft.com/office/drawing/2017/model3d" xmlns:o="urn:schemas-microsoft-com:office:office" xmlns:oel="http://schemas.microsoft.com/office/2019/extlst" xmlns:r="http://schemas.openxmlformats.org/officeDocument/2006/relationships" xmlns:m="http://schemas.openxmlformats.org/officeDocument/2006/math" xmlns:v="urn:schemas-microsoft-com:vml" xmlns:wp14="http://schemas.microsoft.com/office/word/2010/wordprocessingDrawing" xmlns:wp="http://schemas.openxmlformats.org/drawingml/2006/wordprocessingDrawing" xmlns:w10="urn:schemas-microsoft-com:office:word" xmlns:w="http://schemas.openxmlformats.org/wordprocessingml/2006/main" xmlns:w14="http://schemas.microsoft.com/office/word/2010/wordml" xmlns:w15="http://schemas.microsoft.com/office/word/2012/wordml" xmlns:w16cei="http://schemas.microsoft.com/office/word/2026/wordml/cei" xmlns:w16cex="http://schemas.microsoft.com/office/word/2018/wordml/cex" xmlns:w16cid="http://schemas.microsoft.com/office/word/2016/wordml/cid" xmlns:w16="http://schemas.microsoft.com/office/word/2018/wordml" xmlns:w16du="http://schemas.microsoft.com/office/word/2023/wordml/word16du" xmlns:w16sdtdh="http://schemas.microsoft.com/office/word/2020/wordml/sdtdatahash" xmlns:w16sdtfl="http://schemas.microsoft.com/office/word/2024/wordml/sdtformatlock" xmlns:w16se="http://schemas.microsoft.com/office/word/2015/wordml/symex" xmlns:wpg="http://schemas.microsoft.com/office/word/2010/wordprocessingGroup" xmlns:wpi="http://schemas.microsoft.com/office/word/2010/wordprocessingInk" xmlns:wne="http://schemas.microsoft.com/office/word/2006/wordml" xmlns:wps="http://schemas.microsoft.com/office/word/2010/wordprocessingShape" mc:Ignorable="w14 w15 w16se w16cid w16 w16cex w16sdtdh w16sdtfl w16du wp14">
   <w:abstractNum w:abstractNumId="0" w15:restartNumberingAfterBreak="0">
-    <w:nsid w:val="08E86B83"/>
+    <w:nsid w:val="6111086E"/>
     <w:multiLevelType w:val="hybridMultilevel"/>
-    <w:tmpl w:val="A9FEDEC2"/>
-    <w:lvl w:ilvl="0" w:tplc="04160001">
+    <w:tmpl w:val="27D81798"/>
+    <w:lvl w:ilvl="0" w:tplc="A566B092">
       <w:start w:val="1"/>
       <w:numFmt w:val="bullet"/>
-      <w:lvlText w:val=""/>
+      <w:lvlText w:val="●"/>
       <w:lvlJc w:val="left"/>
       <w:pPr>
         <w:ind w:left="720" w:hanging="360"/>
       </w:pPr>
-      <w:rPr>
-        <w:rFonts w:ascii="Symbol" w:hAnsi="Symbol" w:hint="default"/>
-      </w:rPr>
     </w:lvl>
-    <w:lvl w:ilvl="1" w:tplc="04160003" w:tentative="1">
+    <w:lvl w:ilvl="1" w:tplc="49CED5E8">
       <w:start w:val="1"/>
       <w:numFmt w:val="bullet"/>
-      <w:lvlText w:val="o"/>
+      <w:lvlText w:val="○"/>
       <w:lvlJc w:val="left"/>
       <w:pPr>
         <w:ind w:left="1440" w:hanging="360"/>
       </w:pPr>
-      <w:rPr>
-        <w:rFonts w:ascii="Courier New" w:hAnsi="Courier New" w:cs="Courier New" w:hint="default"/>
-      </w:rPr>
     </w:lvl>
-    <w:lvl w:ilvl="2" w:tplc="04160005" w:tentative="1">
+    <w:lvl w:ilvl="2" w:tplc="CC349692">
       <w:start w:val="1"/>
       <w:numFmt w:val="bullet"/>
-      <w:lvlText w:val=""/>
+      <w:lvlText w:val="■"/>
       <w:lvlJc w:val="left"/>
       <w:pPr>
         <w:ind w:left="2160" w:hanging="360"/>
       </w:pPr>
-      <w:rPr>
-        <w:rFonts w:ascii="Wingdings" w:hAnsi="Wingdings" w:hint="default"/>
-      </w:rPr>
     </w:lvl>
-    <w:lvl w:ilvl="3" w:tplc="04160001" w:tentative="1">
+    <w:lvl w:ilvl="3" w:tplc="C758278C">
       <w:start w:val="1"/>
       <w:numFmt w:val="bullet"/>
-      <w:lvlText w:val=""/>
+      <w:lvlText w:val="●"/>
       <w:lvlJc w:val="left"/>
       <w:pPr>
         <w:ind w:left="2880" w:hanging="360"/>
       </w:pPr>
-      <w:rPr>
-        <w:rFonts w:ascii="Symbol" w:hAnsi="Symbol" w:hint="default"/>
-      </w:rPr>
     </w:lvl>
-    <w:lvl w:ilvl="4" w:tplc="04160003" w:tentative="1">
+    <w:lvl w:ilvl="4" w:tplc="7506F022">
       <w:start w:val="1"/>
       <w:numFmt w:val="bullet"/>
-      <w:lvlText w:val="o"/>
+      <w:lvlText w:val="○"/>
       <w:lvlJc w:val="left"/>
       <w:pPr>
         <w:ind w:left="3600" w:hanging="360"/>
       </w:pPr>
-      <w:rPr>
-        <w:rFonts w:ascii="Courier New" w:hAnsi="Courier New" w:cs="Courier New" w:hint="default"/>
-      </w:rPr>
     </w:lvl>
-    <w:lvl w:ilvl="5" w:tplc="04160005" w:tentative="1">
+    <w:lvl w:ilvl="5" w:tplc="D53846AC">
       <w:start w:val="1"/>
       <w:numFmt w:val="bullet"/>
-      <w:lvlText w:val=""/>
+      <w:lvlText w:val="■"/>
       <w:lvlJc w:val="left"/>
       <w:pPr>
         <w:ind w:left="4320" w:hanging="360"/>
       </w:pPr>
-      <w:rPr>
-        <w:rFonts w:ascii="Wingdings" w:hAnsi="Wingdings" w:hint="default"/>
-      </w:rPr>
     </w:lvl>
-    <w:lvl w:ilvl="6" w:tplc="04160001" w:tentative="1">
+    <w:lvl w:ilvl="6" w:tplc="C234CA3A">
       <w:start w:val="1"/>
       <w:numFmt w:val="bullet"/>
-      <w:lvlText w:val=""/>
+      <w:lvlText w:val="●"/>
       <w:lvlJc w:val="left"/>
       <w:pPr>
         <w:ind w:left="5040" w:hanging="360"/>
       </w:pPr>
-      <w:rPr>
-        <w:rFonts w:ascii="Symbol" w:hAnsi="Symbol" w:hint="default"/>
-      </w:rPr>
     </w:lvl>
-    <w:lvl w:ilvl="7" w:tplc="04160003" w:tentative="1">
+    <w:lvl w:ilvl="7" w:tplc="B5F27DDC">
       <w:start w:val="1"/>
       <w:numFmt w:val="bullet"/>
-      <w:lvlText w:val="o"/>
+      <w:lvlText w:val="●"/>
       <w:lvlJc w:val="left"/>
       <w:pPr>
         <w:ind w:left="5760" w:hanging="360"/>
       </w:pPr>
-      <w:rPr>
-        <w:rFonts w:ascii="Courier New" w:hAnsi="Courier New" w:cs="Courier New" w:hint="default"/>
-      </w:rPr>
     </w:lvl>
-    <w:lvl w:ilvl="8" w:tplc="04160005" w:tentative="1">
+    <w:lvl w:ilvl="8" w:tplc="065C79A6">
       <w:start w:val="1"/>
       <w:numFmt w:val="bullet"/>
-      <w:lvlText w:val=""/>
+      <w:lvlText w:val="●"/>
       <w:lvlJc w:val="left"/>
       <w:pPr>
         <w:ind w:left="6480" w:hanging="360"/>
       </w:pPr>
-      <w:rPr>
-        <w:rFonts w:ascii="Wingdings" w:hAnsi="Wingdings" w:hint="default"/>
-      </w:rPr>
     </w:lvl>
   </w:abstractNum>
-  <w:num w:numId="1" w16cid:durableId="404029522">
+  <w:num w:numId="1" w16cid:durableId="1916085093">
     <w:abstractNumId w:val="0"/>
+    <w:lvlOverride w:ilvl="0">
+      <w:startOverride w:val="1"/>
+    </w:lvlOverride>
   </w:num>
 </w:numbering>
 </file>
@@ -370,19 +1123,11 @@
   <w:docDefaults>
     <w:rPrDefault>
       <w:rPr>
-        <w:rFonts w:asciiTheme="minorHAnsi" w:eastAsiaTheme="minorEastAsia" w:hAnsiTheme="minorHAnsi" w:cstheme="minorBidi"/>
-        <w:kern w:val="2"/>
-        <w:sz w:val="24"/>
-        <w:szCs w:val="24"/>
-        <w:lang w:val="pt-BR" w:eastAsia="ja-JP" w:bidi="ar-SA"/>
-        <w14:ligatures w14:val="standardContextual"/>
+        <w:rFonts w:ascii="Times New Roman" w:eastAsia="Times New Roman" w:hAnsi="Times New Roman" w:cs="Times New Roman"/>
+        <w:lang w:val="pt-BR" w:eastAsia="pt-BR" w:bidi="ar-SA"/>
       </w:rPr>
     </w:rPrDefault>
-    <w:pPrDefault>
-      <w:pPr>
-        <w:spacing w:after="160" w:line="278" w:lineRule="auto"/>
-      </w:pPr>
-    </w:pPrDefault>
+    <w:pPrDefault/>
   </w:docDefaults>
   <w:latentStyles w:defLockedState="0" w:defUIPriority="99" w:defSemiHidden="0" w:defUnhideWhenUsed="0" w:defQFormat="0" w:count="376">
     <w:lsdException w:name="Normal" w:uiPriority="0" w:qFormat="1"/>
@@ -768,201 +1513,86 @@
   </w:style>
   <w:style w:type="paragraph" w:styleId="Ttulo1">
     <w:name w:val="heading 1"/>
-    <w:basedOn w:val="Normal"/>
-    <w:next w:val="Normal"/>
-    <w:link w:val="Ttulo1Char"/>
     <w:uiPriority w:val="9"/>
     <w:qFormat/>
-    <w:rsid w:val="003D4E68"/>
     <w:pPr>
-      <w:keepNext/>
-      <w:keepLines/>
-      <w:spacing w:before="360" w:after="80"/>
       <w:outlineLvl w:val="0"/>
     </w:pPr>
     <w:rPr>
-      <w:rFonts w:asciiTheme="majorHAnsi" w:eastAsiaTheme="majorEastAsia" w:hAnsiTheme="majorHAnsi" w:cstheme="majorBidi"/>
-      <w:color w:val="0F4761" w:themeColor="accent1" w:themeShade="BF"/>
-      <w:sz w:val="40"/>
-      <w:szCs w:val="40"/>
+      <w:color w:val="2E74B5"/>
+      <w:sz w:val="32"/>
+      <w:szCs w:val="32"/>
     </w:rPr>
   </w:style>
   <w:style w:type="paragraph" w:styleId="Ttulo2">
     <w:name w:val="heading 2"/>
-    <w:basedOn w:val="Normal"/>
-    <w:next w:val="Normal"/>
-    <w:link w:val="Ttulo2Char"/>
     <w:uiPriority w:val="9"/>
     <w:semiHidden/>
     <w:unhideWhenUsed/>
     <w:qFormat/>
-    <w:rsid w:val="003D4E68"/>
     <w:pPr>
-      <w:keepNext/>
-      <w:keepLines/>
-      <w:spacing w:before="160" w:after="80"/>
       <w:outlineLvl w:val="1"/>
     </w:pPr>
     <w:rPr>
-      <w:rFonts w:asciiTheme="majorHAnsi" w:eastAsiaTheme="majorEastAsia" w:hAnsiTheme="majorHAnsi" w:cstheme="majorBidi"/>
-      <w:color w:val="0F4761" w:themeColor="accent1" w:themeShade="BF"/>
-      <w:sz w:val="32"/>
-      <w:szCs w:val="32"/>
+      <w:color w:val="2E74B5"/>
+      <w:sz w:val="26"/>
+      <w:szCs w:val="26"/>
     </w:rPr>
   </w:style>
   <w:style w:type="paragraph" w:styleId="Ttulo3">
     <w:name w:val="heading 3"/>
-    <w:basedOn w:val="Normal"/>
-    <w:next w:val="Normal"/>
-    <w:link w:val="Ttulo3Char"/>
     <w:uiPriority w:val="9"/>
     <w:semiHidden/>
     <w:unhideWhenUsed/>
     <w:qFormat/>
-    <w:rsid w:val="003D4E68"/>
     <w:pPr>
-      <w:keepNext/>
-      <w:keepLines/>
-      <w:spacing w:before="160" w:after="80"/>
       <w:outlineLvl w:val="2"/>
     </w:pPr>
     <w:rPr>
-      <w:rFonts w:eastAsiaTheme="majorEastAsia" w:cstheme="majorBidi"/>
-      <w:color w:val="0F4761" w:themeColor="accent1" w:themeShade="BF"/>
-      <w:sz w:val="28"/>
-      <w:szCs w:val="28"/>
+      <w:color w:val="1F4D78"/>
+      <w:sz w:val="24"/>
+      <w:szCs w:val="24"/>
     </w:rPr>
   </w:style>
   <w:style w:type="paragraph" w:styleId="Ttulo4">
     <w:name w:val="heading 4"/>
-    <w:basedOn w:val="Normal"/>
-    <w:next w:val="Normal"/>
-    <w:link w:val="Ttulo4Char"/>
     <w:uiPriority w:val="9"/>
     <w:semiHidden/>
     <w:unhideWhenUsed/>
     <w:qFormat/>
-    <w:rsid w:val="003D4E68"/>
     <w:pPr>
-      <w:keepNext/>
-      <w:keepLines/>
-      <w:spacing w:before="80" w:after="40"/>
       <w:outlineLvl w:val="3"/>
     </w:pPr>
     <w:rPr>
-      <w:rFonts w:eastAsiaTheme="majorEastAsia" w:cstheme="majorBidi"/>
       <w:i/>
       <w:iCs/>
-      <w:color w:val="0F4761" w:themeColor="accent1" w:themeShade="BF"/>
+      <w:color w:val="2E74B5"/>
     </w:rPr>
   </w:style>
   <w:style w:type="paragraph" w:styleId="Ttulo5">
     <w:name w:val="heading 5"/>
-    <w:basedOn w:val="Normal"/>
-    <w:next w:val="Normal"/>
-    <w:link w:val="Ttulo5Char"/>
     <w:uiPriority w:val="9"/>
     <w:semiHidden/>
     <w:unhideWhenUsed/>
     <w:qFormat/>
-    <w:rsid w:val="003D4E68"/>
     <w:pPr>
-      <w:keepNext/>
-      <w:keepLines/>
-      <w:spacing w:before="80" w:after="40"/>
       <w:outlineLvl w:val="4"/>
     </w:pPr>
     <w:rPr>
-      <w:rFonts w:eastAsiaTheme="majorEastAsia" w:cstheme="majorBidi"/>
-      <w:color w:val="0F4761" w:themeColor="accent1" w:themeShade="BF"/>
+      <w:color w:val="2E74B5"/>
     </w:rPr>
   </w:style>
   <w:style w:type="paragraph" w:styleId="Ttulo6">
     <w:name w:val="heading 6"/>
-    <w:basedOn w:val="Normal"/>
-    <w:next w:val="Normal"/>
-    <w:link w:val="Ttulo6Char"/>
     <w:uiPriority w:val="9"/>
     <w:semiHidden/>
     <w:unhideWhenUsed/>
     <w:qFormat/>
-    <w:rsid w:val="003D4E68"/>
     <w:pPr>
-      <w:keepNext/>
-      <w:keepLines/>
-      <w:spacing w:before="40" w:after="0"/>
       <w:outlineLvl w:val="5"/>
     </w:pPr>
     <w:rPr>
-      <w:rFonts w:eastAsiaTheme="majorEastAsia" w:cstheme="majorBidi"/>
-      <w:i/>
-      <w:iCs/>
-      <w:color w:val="595959" w:themeColor="text1" w:themeTint="A6"/>
-    </w:rPr>
-  </w:style>
-  <w:style w:type="paragraph" w:styleId="Ttulo7">
-    <w:name w:val="heading 7"/>
-    <w:basedOn w:val="Normal"/>
-    <w:next w:val="Normal"/>
-    <w:link w:val="Ttulo7Char"/>
-    <w:uiPriority w:val="9"/>
-    <w:semiHidden/>
-    <w:unhideWhenUsed/>
-    <w:qFormat/>
-    <w:rsid w:val="003D4E68"/>
-    <w:pPr>
-      <w:keepNext/>
-      <w:keepLines/>
-      <w:spacing w:before="40" w:after="0"/>
-      <w:outlineLvl w:val="6"/>
-    </w:pPr>
-    <w:rPr>
-      <w:rFonts w:eastAsiaTheme="majorEastAsia" w:cstheme="majorBidi"/>
-      <w:color w:val="595959" w:themeColor="text1" w:themeTint="A6"/>
-    </w:rPr>
-  </w:style>
-  <w:style w:type="paragraph" w:styleId="Ttulo8">
-    <w:name w:val="heading 8"/>
-    <w:basedOn w:val="Normal"/>
-    <w:next w:val="Normal"/>
-    <w:link w:val="Ttulo8Char"/>
-    <w:uiPriority w:val="9"/>
-    <w:semiHidden/>
-    <w:unhideWhenUsed/>
-    <w:qFormat/>
-    <w:rsid w:val="003D4E68"/>
-    <w:pPr>
-      <w:keepNext/>
-      <w:keepLines/>
-      <w:spacing w:after="0"/>
-      <w:outlineLvl w:val="7"/>
-    </w:pPr>
-    <w:rPr>
-      <w:rFonts w:eastAsiaTheme="majorEastAsia" w:cstheme="majorBidi"/>
-      <w:i/>
-      <w:iCs/>
-      <w:color w:val="272727" w:themeColor="text1" w:themeTint="D8"/>
-    </w:rPr>
-  </w:style>
-  <w:style w:type="paragraph" w:styleId="Ttulo9">
-    <w:name w:val="heading 9"/>
-    <w:basedOn w:val="Normal"/>
-    <w:next w:val="Normal"/>
-    <w:link w:val="Ttulo9Char"/>
-    <w:uiPriority w:val="9"/>
-    <w:semiHidden/>
-    <w:unhideWhenUsed/>
-    <w:qFormat/>
-    <w:rsid w:val="003D4E68"/>
-    <w:pPr>
-      <w:keepNext/>
-      <w:keepLines/>
-      <w:spacing w:after="0"/>
-      <w:outlineLvl w:val="8"/>
-    </w:pPr>
-    <w:rPr>
-      <w:rFonts w:eastAsiaTheme="majorEastAsia" w:cstheme="majorBidi"/>
-      <w:color w:val="272727" w:themeColor="text1" w:themeTint="D8"/>
+      <w:color w:val="1F4D78"/>
     </w:rPr>
   </w:style>
   <w:style w:type="character" w:default="1" w:styleId="Fontepargpadro">
@@ -992,349 +1622,89 @@
     <w:semiHidden/>
     <w:unhideWhenUsed/>
   </w:style>
-  <w:style w:type="character" w:customStyle="1" w:styleId="Ttulo1Char">
-    <w:name w:val="Título 1 Char"/>
-    <w:basedOn w:val="Fontepargpadro"/>
-    <w:link w:val="Ttulo1"/>
-    <w:uiPriority w:val="9"/>
-    <w:rsid w:val="003D4E68"/>
-    <w:rPr>
-      <w:rFonts w:asciiTheme="majorHAnsi" w:eastAsiaTheme="majorEastAsia" w:hAnsiTheme="majorHAnsi" w:cstheme="majorBidi"/>
-      <w:color w:val="0F4761" w:themeColor="accent1" w:themeShade="BF"/>
-      <w:sz w:val="40"/>
-      <w:szCs w:val="40"/>
-    </w:rPr>
-  </w:style>
-  <w:style w:type="character" w:customStyle="1" w:styleId="Ttulo2Char">
-    <w:name w:val="Título 2 Char"/>
-    <w:basedOn w:val="Fontepargpadro"/>
-    <w:link w:val="Ttulo2"/>
-    <w:uiPriority w:val="9"/>
-    <w:semiHidden/>
-    <w:rsid w:val="003D4E68"/>
-    <w:rPr>
-      <w:rFonts w:asciiTheme="majorHAnsi" w:eastAsiaTheme="majorEastAsia" w:hAnsiTheme="majorHAnsi" w:cstheme="majorBidi"/>
-      <w:color w:val="0F4761" w:themeColor="accent1" w:themeShade="BF"/>
-      <w:sz w:val="32"/>
-      <w:szCs w:val="32"/>
-    </w:rPr>
-  </w:style>
-  <w:style w:type="character" w:customStyle="1" w:styleId="Ttulo3Char">
-    <w:name w:val="Título 3 Char"/>
-    <w:basedOn w:val="Fontepargpadro"/>
-    <w:link w:val="Ttulo3"/>
-    <w:uiPriority w:val="9"/>
-    <w:semiHidden/>
-    <w:rsid w:val="003D4E68"/>
-    <w:rPr>
-      <w:rFonts w:eastAsiaTheme="majorEastAsia" w:cstheme="majorBidi"/>
-      <w:color w:val="0F4761" w:themeColor="accent1" w:themeShade="BF"/>
-      <w:sz w:val="28"/>
-      <w:szCs w:val="28"/>
-    </w:rPr>
-  </w:style>
-  <w:style w:type="character" w:customStyle="1" w:styleId="Ttulo4Char">
-    <w:name w:val="Título 4 Char"/>
-    <w:basedOn w:val="Fontepargpadro"/>
-    <w:link w:val="Ttulo4"/>
-    <w:uiPriority w:val="9"/>
-    <w:semiHidden/>
-    <w:rsid w:val="003D4E68"/>
-    <w:rPr>
-      <w:rFonts w:eastAsiaTheme="majorEastAsia" w:cstheme="majorBidi"/>
-      <w:i/>
-      <w:iCs/>
-      <w:color w:val="0F4761" w:themeColor="accent1" w:themeShade="BF"/>
-    </w:rPr>
-  </w:style>
-  <w:style w:type="character" w:customStyle="1" w:styleId="Ttulo5Char">
-    <w:name w:val="Título 5 Char"/>
-    <w:basedOn w:val="Fontepargpadro"/>
-    <w:link w:val="Ttulo5"/>
-    <w:uiPriority w:val="9"/>
-    <w:semiHidden/>
-    <w:rsid w:val="003D4E68"/>
-    <w:rPr>
-      <w:rFonts w:eastAsiaTheme="majorEastAsia" w:cstheme="majorBidi"/>
-      <w:color w:val="0F4761" w:themeColor="accent1" w:themeShade="BF"/>
-    </w:rPr>
-  </w:style>
-  <w:style w:type="character" w:customStyle="1" w:styleId="Ttulo6Char">
-    <w:name w:val="Título 6 Char"/>
-    <w:basedOn w:val="Fontepargpadro"/>
-    <w:link w:val="Ttulo6"/>
-    <w:uiPriority w:val="9"/>
-    <w:semiHidden/>
-    <w:rsid w:val="003D4E68"/>
-    <w:rPr>
-      <w:rFonts w:eastAsiaTheme="majorEastAsia" w:cstheme="majorBidi"/>
-      <w:i/>
-      <w:iCs/>
-      <w:color w:val="595959" w:themeColor="text1" w:themeTint="A6"/>
-    </w:rPr>
-  </w:style>
-  <w:style w:type="character" w:customStyle="1" w:styleId="Ttulo7Char">
-    <w:name w:val="Título 7 Char"/>
-    <w:basedOn w:val="Fontepargpadro"/>
-    <w:link w:val="Ttulo7"/>
-    <w:uiPriority w:val="9"/>
-    <w:semiHidden/>
-    <w:rsid w:val="003D4E68"/>
-    <w:rPr>
-      <w:rFonts w:eastAsiaTheme="majorEastAsia" w:cstheme="majorBidi"/>
-      <w:color w:val="595959" w:themeColor="text1" w:themeTint="A6"/>
-    </w:rPr>
-  </w:style>
-  <w:style w:type="character" w:customStyle="1" w:styleId="Ttulo8Char">
-    <w:name w:val="Título 8 Char"/>
-    <w:basedOn w:val="Fontepargpadro"/>
-    <w:link w:val="Ttulo8"/>
-    <w:uiPriority w:val="9"/>
-    <w:semiHidden/>
-    <w:rsid w:val="003D4E68"/>
-    <w:rPr>
-      <w:rFonts w:eastAsiaTheme="majorEastAsia" w:cstheme="majorBidi"/>
-      <w:i/>
-      <w:iCs/>
-      <w:color w:val="272727" w:themeColor="text1" w:themeTint="D8"/>
-    </w:rPr>
-  </w:style>
-  <w:style w:type="character" w:customStyle="1" w:styleId="Ttulo9Char">
-    <w:name w:val="Título 9 Char"/>
-    <w:basedOn w:val="Fontepargpadro"/>
-    <w:link w:val="Ttulo9"/>
-    <w:uiPriority w:val="9"/>
-    <w:semiHidden/>
-    <w:rsid w:val="003D4E68"/>
-    <w:rPr>
-      <w:rFonts w:eastAsiaTheme="majorEastAsia" w:cstheme="majorBidi"/>
-      <w:color w:val="272727" w:themeColor="text1" w:themeTint="D8"/>
-    </w:rPr>
-  </w:style>
   <w:style w:type="paragraph" w:styleId="Ttulo">
     <w:name w:val="Title"/>
-    <w:basedOn w:val="Normal"/>
-    <w:next w:val="Normal"/>
-    <w:link w:val="TtuloChar"/>
     <w:uiPriority w:val="10"/>
     <w:qFormat/>
-    <w:rsid w:val="003D4E68"/>
-    <w:pPr>
-      <w:spacing w:after="80" w:line="240" w:lineRule="auto"/>
-      <w:contextualSpacing/>
-    </w:pPr>
     <w:rPr>
-      <w:rFonts w:asciiTheme="majorHAnsi" w:eastAsiaTheme="majorEastAsia" w:hAnsiTheme="majorHAnsi" w:cstheme="majorBidi"/>
-      <w:spacing w:val="-10"/>
-      <w:kern w:val="28"/>
       <w:sz w:val="56"/>
       <w:szCs w:val="56"/>
     </w:rPr>
   </w:style>
-  <w:style w:type="character" w:customStyle="1" w:styleId="TtuloChar">
-    <w:name w:val="Título Char"/>
-    <w:basedOn w:val="Fontepargpadro"/>
-    <w:link w:val="Ttulo"/>
-    <w:uiPriority w:val="10"/>
-    <w:rsid w:val="003D4E68"/>
+  <w:style w:type="paragraph" w:customStyle="1" w:styleId="Forte1">
+    <w:name w:val="Forte1"/>
+    <w:qFormat/>
     <w:rPr>
-      <w:rFonts w:asciiTheme="majorHAnsi" w:eastAsiaTheme="majorEastAsia" w:hAnsiTheme="majorHAnsi" w:cstheme="majorBidi"/>
-      <w:spacing w:val="-10"/>
-      <w:kern w:val="28"/>
-      <w:sz w:val="56"/>
-      <w:szCs w:val="56"/>
-    </w:rPr>
-  </w:style>
-  <w:style w:type="paragraph" w:styleId="Subttulo">
-    <w:name w:val="Subtitle"/>
-    <w:basedOn w:val="Normal"/>
-    <w:next w:val="Normal"/>
-    <w:link w:val="SubttuloChar"/>
-    <w:uiPriority w:val="11"/>
-    <w:qFormat/>
-    <w:rsid w:val="003D4E68"/>
-    <w:pPr>
-      <w:numPr>
-        <w:ilvl w:val="1"/>
-      </w:numPr>
-    </w:pPr>
-    <w:rPr>
-      <w:rFonts w:eastAsiaTheme="majorEastAsia" w:cstheme="majorBidi"/>
-      <w:color w:val="595959" w:themeColor="text1" w:themeTint="A6"/>
-      <w:spacing w:val="15"/>
-      <w:sz w:val="28"/>
-      <w:szCs w:val="28"/>
-    </w:rPr>
-  </w:style>
-  <w:style w:type="character" w:customStyle="1" w:styleId="SubttuloChar">
-    <w:name w:val="Subtítulo Char"/>
-    <w:basedOn w:val="Fontepargpadro"/>
-    <w:link w:val="Subttulo"/>
-    <w:uiPriority w:val="11"/>
-    <w:rsid w:val="003D4E68"/>
-    <w:rPr>
-      <w:rFonts w:eastAsiaTheme="majorEastAsia" w:cstheme="majorBidi"/>
-      <w:color w:val="595959" w:themeColor="text1" w:themeTint="A6"/>
-      <w:spacing w:val="15"/>
-      <w:sz w:val="28"/>
-      <w:szCs w:val="28"/>
-    </w:rPr>
-  </w:style>
-  <w:style w:type="paragraph" w:styleId="Citao">
-    <w:name w:val="Quote"/>
-    <w:basedOn w:val="Normal"/>
-    <w:next w:val="Normal"/>
-    <w:link w:val="CitaoChar"/>
-    <w:uiPriority w:val="29"/>
-    <w:qFormat/>
-    <w:rsid w:val="003D4E68"/>
-    <w:pPr>
-      <w:spacing w:before="160"/>
-      <w:jc w:val="center"/>
-    </w:pPr>
-    <w:rPr>
-      <w:i/>
-      <w:iCs/>
-      <w:color w:val="404040" w:themeColor="text1" w:themeTint="BF"/>
-    </w:rPr>
-  </w:style>
-  <w:style w:type="character" w:customStyle="1" w:styleId="CitaoChar">
-    <w:name w:val="Citação Char"/>
-    <w:basedOn w:val="Fontepargpadro"/>
-    <w:link w:val="Citao"/>
-    <w:uiPriority w:val="29"/>
-    <w:rsid w:val="003D4E68"/>
-    <w:rPr>
-      <w:i/>
-      <w:iCs/>
-      <w:color w:val="404040" w:themeColor="text1" w:themeTint="BF"/>
+      <w:b/>
+      <w:bCs/>
     </w:rPr>
   </w:style>
   <w:style w:type="paragraph" w:styleId="PargrafodaLista">
     <w:name w:val="List Paragraph"/>
-    <w:basedOn w:val="Normal"/>
-    <w:uiPriority w:val="34"/>
     <w:qFormat/>
-    <w:rsid w:val="003D4E68"/>
-    <w:pPr>
-      <w:ind w:left="720"/>
-      <w:contextualSpacing/>
-    </w:pPr>
-  </w:style>
-  <w:style w:type="character" w:styleId="nfaseIntensa">
-    <w:name w:val="Intense Emphasis"/>
-    <w:basedOn w:val="Fontepargpadro"/>
-    <w:uiPriority w:val="21"/>
-    <w:qFormat/>
-    <w:rsid w:val="003D4E68"/>
-    <w:rPr>
-      <w:i/>
-      <w:iCs/>
-      <w:color w:val="0F4761" w:themeColor="accent1" w:themeShade="BF"/>
-    </w:rPr>
-  </w:style>
-  <w:style w:type="paragraph" w:styleId="CitaoIntensa">
-    <w:name w:val="Intense Quote"/>
-    <w:basedOn w:val="Normal"/>
-    <w:next w:val="Normal"/>
-    <w:link w:val="CitaoIntensaChar"/>
-    <w:uiPriority w:val="30"/>
-    <w:qFormat/>
-    <w:rsid w:val="003D4E68"/>
-    <w:pPr>
-      <w:pBdr>
-        <w:top w:val="single" w:sz="4" w:space="10" w:color="0F4761" w:themeColor="accent1" w:themeShade="BF"/>
-        <w:bottom w:val="single" w:sz="4" w:space="10" w:color="0F4761" w:themeColor="accent1" w:themeShade="BF"/>
-      </w:pBdr>
-      <w:spacing w:before="360" w:after="360"/>
-      <w:ind w:left="864" w:right="864"/>
-      <w:jc w:val="center"/>
-    </w:pPr>
-    <w:rPr>
-      <w:i/>
-      <w:iCs/>
-      <w:color w:val="0F4761" w:themeColor="accent1" w:themeShade="BF"/>
-    </w:rPr>
-  </w:style>
-  <w:style w:type="character" w:customStyle="1" w:styleId="CitaoIntensaChar">
-    <w:name w:val="Citação Intensa Char"/>
-    <w:basedOn w:val="Fontepargpadro"/>
-    <w:link w:val="CitaoIntensa"/>
-    <w:uiPriority w:val="30"/>
-    <w:rsid w:val="003D4E68"/>
-    <w:rPr>
-      <w:i/>
-      <w:iCs/>
-      <w:color w:val="0F4761" w:themeColor="accent1" w:themeShade="BF"/>
-    </w:rPr>
-  </w:style>
-  <w:style w:type="character" w:styleId="RefernciaIntensa">
-    <w:name w:val="Intense Reference"/>
-    <w:basedOn w:val="Fontepargpadro"/>
-    <w:uiPriority w:val="32"/>
-    <w:qFormat/>
-    <w:rsid w:val="003D4E68"/>
-    <w:rPr>
-      <w:b/>
-      <w:bCs/>
-      <w:smallCaps/>
-      <w:color w:val="0F4761" w:themeColor="accent1" w:themeShade="BF"/>
-      <w:spacing w:val="5"/>
-    </w:rPr>
   </w:style>
   <w:style w:type="character" w:styleId="Hyperlink">
     <w:name w:val="Hyperlink"/>
-    <w:basedOn w:val="Fontepargpadro"/>
     <w:uiPriority w:val="99"/>
     <w:unhideWhenUsed/>
-    <w:rsid w:val="003D4E68"/>
     <w:rPr>
-      <w:color w:val="467886" w:themeColor="hyperlink"/>
+      <w:color w:val="0563C1"/>
       <w:u w:val="single"/>
     </w:rPr>
   </w:style>
-  <w:style w:type="character" w:styleId="MenoPendente">
-    <w:name w:val="Unresolved Mention"/>
-    <w:basedOn w:val="Fontepargpadro"/>
+  <w:style w:type="character" w:styleId="Refdenotaderodap">
+    <w:name w:val="footnote reference"/>
     <w:uiPriority w:val="99"/>
     <w:semiHidden/>
     <w:unhideWhenUsed/>
-    <w:rsid w:val="003D4E68"/>
     <w:rPr>
-      <w:color w:val="605E5C"/>
-      <w:shd w:val="clear" w:color="auto" w:fill="E1DFDD"/>
+      <w:vertAlign w:val="superscript"/>
     </w:rPr>
   </w:style>
-  <w:style w:type="character" w:styleId="HiperlinkVisitado">
-    <w:name w:val="FollowedHyperlink"/>
-    <w:basedOn w:val="Fontepargpadro"/>
+  <w:style w:type="paragraph" w:styleId="Textodenotaderodap">
+    <w:name w:val="footnote text"/>
+    <w:link w:val="TextodenotaderodapChar"/>
     <w:uiPriority w:val="99"/>
     <w:semiHidden/>
     <w:unhideWhenUsed/>
-    <w:rsid w:val="004D3126"/>
+  </w:style>
+  <w:style w:type="character" w:customStyle="1" w:styleId="TextodenotaderodapChar">
+    <w:name w:val="Texto de nota de rodapé Char"/>
+    <w:link w:val="Textodenotaderodap"/>
+    <w:uiPriority w:val="99"/>
+    <w:semiHidden/>
+    <w:unhideWhenUsed/>
     <w:rPr>
-      <w:color w:val="96607D" w:themeColor="followedHyperlink"/>
-      <w:u w:val="single"/>
+      <w:sz w:val="20"/>
+      <w:szCs w:val="20"/>
     </w:rPr>
   </w:style>
-  <w:style w:type="table" w:styleId="Tabelacomgrade">
-    <w:name w:val="Table Grid"/>
-    <w:basedOn w:val="Tabelanormal"/>
-    <w:uiPriority w:val="39"/>
-    <w:rsid w:val="00DD3D50"/>
-    <w:pPr>
-      <w:spacing w:after="0" w:line="240" w:lineRule="auto"/>
-    </w:pPr>
-    <w:tblPr>
-      <w:tblBorders>
-        <w:top w:val="single" w:sz="4" w:space="0" w:color="auto"/>
-        <w:left w:val="single" w:sz="4" w:space="0" w:color="auto"/>
-        <w:bottom w:val="single" w:sz="4" w:space="0" w:color="auto"/>
-        <w:right w:val="single" w:sz="4" w:space="0" w:color="auto"/>
-        <w:insideH w:val="single" w:sz="4" w:space="0" w:color="auto"/>
-        <w:insideV w:val="single" w:sz="4" w:space="0" w:color="auto"/>
-      </w:tblBorders>
-    </w:tblPr>
+  <w:style w:type="character" w:styleId="Refdenotadefim">
+    <w:name w:val="endnote reference"/>
+    <w:uiPriority w:val="99"/>
+    <w:semiHidden/>
+    <w:unhideWhenUsed/>
+    <w:rPr>
+      <w:vertAlign w:val="superscript"/>
+    </w:rPr>
+  </w:style>
+  <w:style w:type="paragraph" w:styleId="Textodenotadefim">
+    <w:name w:val="endnote text"/>
+    <w:link w:val="TextodenotadefimChar"/>
+    <w:uiPriority w:val="99"/>
+    <w:semiHidden/>
+    <w:unhideWhenUsed/>
+  </w:style>
+  <w:style w:type="character" w:customStyle="1" w:styleId="TextodenotadefimChar">
+    <w:name w:val="Texto de nota de fim Char"/>
+    <w:link w:val="Textodenotadefim"/>
+    <w:uiPriority w:val="99"/>
+    <w:semiHidden/>
+    <w:unhideWhenUsed/>
+    <w:rPr>
+      <w:sz w:val="20"/>
+      <w:szCs w:val="20"/>
+    </w:rPr>
   </w:style>
 </w:styles>
 </file>
